--- a/klagomål/A 43732-2025 FSC-klagomål.docx
+++ b/klagomål/A 43732-2025 FSC-klagomål.docx
@@ -843,7 +843,7 @@
     <w:r>
       <w:tab/>
       <w:tab/>
-      <w:t>2025-10-18</w:t>
+      <w:t>2025-10-19</w:t>
       <w:br/>
       <w:br/>
     </w:r>

--- a/klagomål/A 43732-2025 FSC-klagomål.docx
+++ b/klagomål/A 43732-2025 FSC-klagomål.docx
@@ -843,7 +843,7 @@
     <w:r>
       <w:tab/>
       <w:tab/>
-      <w:t>2025-10-19</w:t>
+      <w:t>2025-10-20</w:t>
       <w:br/>
       <w:br/>
     </w:r>

--- a/klagomål/A 43732-2025 FSC-klagomål.docx
+++ b/klagomål/A 43732-2025 FSC-klagomål.docx
@@ -843,7 +843,7 @@
     <w:r>
       <w:tab/>
       <w:tab/>
-      <w:t>2025-10-20</w:t>
+      <w:t>2025-10-21</w:t>
       <w:br/>
       <w:br/>
     </w:r>

--- a/klagomål/A 43732-2025 FSC-klagomål.docx
+++ b/klagomål/A 43732-2025 FSC-klagomål.docx
@@ -843,7 +843,7 @@
     <w:r>
       <w:tab/>
       <w:tab/>
-      <w:t>2025-10-21</w:t>
+      <w:t>2025-10-22</w:t>
       <w:br/>
       <w:br/>
     </w:r>

--- a/klagomål/A 43732-2025 FSC-klagomål.docx
+++ b/klagomål/A 43732-2025 FSC-klagomål.docx
@@ -843,7 +843,7 @@
     <w:r>
       <w:tab/>
       <w:tab/>
-      <w:t>2025-10-22</w:t>
+      <w:t>2025-10-23</w:t>
       <w:br/>
       <w:br/>
     </w:r>

--- a/klagomål/A 43732-2025 FSC-klagomål.docx
+++ b/klagomål/A 43732-2025 FSC-klagomål.docx
@@ -843,7 +843,7 @@
     <w:r>
       <w:tab/>
       <w:tab/>
-      <w:t>2025-10-23</w:t>
+      <w:t>2025-10-24</w:t>
       <w:br/>
       <w:br/>
     </w:r>

--- a/klagomål/A 43732-2025 FSC-klagomål.docx
+++ b/klagomål/A 43732-2025 FSC-klagomål.docx
@@ -191,7 +191,7 @@
     </w:p>
     <w:p>
       <w:r>
-        <w:t>I avverkningsanmälan har följande 2 naturvårdsarter hittats: talltita (NT, §4) och kungsfågel (§4). Av dessa är 1 rödlistade. För rödlistade arter har rödlistekategorin angivits inom parentes. För fridlysta arter anges även paragrafen i Artskyddsförordningen som arten är fridlyst enligt.</w:t>
+        <w:t>I avverkningsanmälan har följande 7 naturvårdsarter hittats: duvhök (NT, §4), mindre hackspett (NT, §4), spillkråka (NT, §4), talltita (NT, §4), björksplintborre (S), bronshjon (S) och kungsfågel (§4). Av dessa är 4 rödlistade. För rödlistade arter har rödlistekategorin angivits inom parentes. Arter som är signalarter enligt Skogsstyrelsen har markerats med (S). För fridlysta arter anges även paragrafen i Artskyddsförordningen som arten är fridlyst enligt.</w:t>
       </w:r>
     </w:p>
     <w:p>
@@ -206,7 +206,7 @@
       <w:r>
         <w:drawing>
           <wp:inline xmlns:a="http://schemas.openxmlformats.org/drawingml/2006/main" xmlns:pic="http://schemas.openxmlformats.org/drawingml/2006/picture">
-            <wp:extent cx="5486400" cy="4630099"/>
+            <wp:extent cx="5486400" cy="4508849"/>
             <wp:docPr id="1" name="Picture 1"/>
             <wp:cNvGraphicFramePr>
               <a:graphicFrameLocks noChangeAspect="1"/>
@@ -227,7 +227,7 @@
                   <pic:spPr>
                     <a:xfrm>
                       <a:off x="0" y="0"/>
-                      <a:ext cx="5486400" cy="4630099"/>
+                      <a:ext cx="5486400" cy="4508849"/>
                     </a:xfrm>
                     <a:prstGeom prst="rect"/>
                   </pic:spPr>
@@ -256,7 +256,7 @@
     </w:p>
     <w:p>
       <w:r>
-        <w:t>Följande fridlysta arter har sina livsmiljöer och växtplatser i den avverkningsanmälda skogen: talltita (NT, §4) och kungsfågel (§4).</w:t>
+        <w:t>Följande fridlysta arter har sina livsmiljöer och växtplatser i den avverkningsanmälda skogen: duvhök (NT, §4), mindre hackspett (NT, §4), spillkråka (NT, §4), talltita (NT, §4) och kungsfågel (§4).</w:t>
       </w:r>
     </w:p>
     <w:p>
@@ -271,6 +271,39 @@
       </w:r>
       <w:r>
         <w:t>(artikel 1). Vidare att de åtgärder som vidtas inte får leda till en försämring av den nuvarande situationen beträffande bevarandet av de fågelarter som avses i artikel 1 (artikel 13). Fågeldirektivet är styrande för tillsynsansvariga myndigheters ärendehantering, ställningstaganden och beslutsfattande.</w:t>
+      </w:r>
+    </w:p>
+    <w:p>
+      <w:r>
+        <w:rPr>
+          <w:b/>
+        </w:rPr>
+        <w:t>Duvhök (NT, §4)</w:t>
+      </w:r>
+      <w:r>
+        <w:t xml:space="preserve"> är rödlistad som nära hotad (NT) och har minskat med 22 (0–48) % under de senaste 18 åren. Minskningstakten för den svenska populationen bedöms vara nära gränsvärdet för Sårbar (VU). (A2bc). (SLU Artdatabanken, 2021). Duvhöken jagar helst inne i äldre skog och missgynnas av stora hyggen och täta planteringar. De gamla fåglarna är i huvudsak stationära i sina revir (Skogsstyrelsen, 2016). Duvhöken är starkt bunden till skogsmark och boet läggs inne i tät, oftast äldre skog. Kantzoner mot öppen mark undviks och duvhöken är därför känsligare för slutavverkning än flera andra rovfåglar. Duvhöken är beroende av insynsskyddade boplatser. Friställande av boträd eller avverkning så att boplatsen blir exponerad mot öppen mark, medför att platsen överges (Skogsstyrelsen, 2016). Eftersom duvhöken helst häckar i gammal skog, är dess häckningsplatser i princip alltid mer eller mindre hotade av skogsbruk och avverkningar (SLU Artdatabanken, 2021).</w:t>
+      </w:r>
+    </w:p>
+    <w:p>
+      <w:r>
+        <w:rPr>
+          <w:b/>
+        </w:rPr>
+        <w:t>Mindre hackspett (NT, §4)</w:t>
+      </w:r>
+      <w:r>
+        <w:t xml:space="preserve"> är rödlistad som nära hotad, fridlyst och prioriterad art i Skogsvårdslagen. Minskningstakten har uppgått till 25 (10–40) % under de senaste 15 åren och bedöms vara nära gränsvärdet för Sårbar (VU). (A2bc). Arten har stora revir och höga krav när det gäller förekomst av lövskog på landskapsnivå. För att häcka framgångsrikt behöver ett par cirka 40 ha äldre lövdominerad skog inom ett område på upp till 200 ha. Under vintern kan födosök även ske i äldre grandominerad skog (SLU Artdatabanken, 2021 &amp; Skogsstyrelsen, 2016).</w:t>
+      </w:r>
+    </w:p>
+    <w:p>
+      <w:r>
+        <w:rPr>
+          <w:b/>
+        </w:rPr>
+        <w:t>Spillkråka (NT, §4)</w:t>
+      </w:r>
+      <w:r>
+        <w:t xml:space="preserve"> är rödlistad som nära hotad och ingår i bilaga 1 i EU:s fågeldirektiv. Den minskar i population på grund av minskad tillgång på lämpliga bo- och födoträd och minskad födotillgång. Spillkråkans minskningstakt har uppgått till 19 (24–10) % under de senaste 15 åren. Minskningstakten för den svenska populationen bedöms vara nära gränsvärdet för Sårbar (VU) (A2bc). Skogsbruk med korta omloppstider och täta, homogena ungskogar utgör det största hotet, (SLU Artdatabanken, 2023).</w:t>
       </w:r>
     </w:p>
     <w:p>
@@ -395,7 +428,7 @@
         <w:rPr>
           <w:i/>
         </w:rPr>
-        <w:t>I det avverkningsanmälda skogsområdet har 2 naturvårdsarter varav 1 rödlistade arter sina livsmiljöer och växtplatser.</w:t>
+        <w:t>I det avverkningsanmälda skogsområdet har 7 naturvårdsarter varav 4 rödlistade arter sina livsmiljöer och växtplatser.</w:t>
       </w:r>
     </w:p>
     <w:p>
@@ -593,6 +626,179 @@
       </w:pPr>
       <w:r>
         <w:t>BILAGA 1 – Fridlysta arter</w:t>
+      </w:r>
+    </w:p>
+    <w:p>
+      <w:pPr>
+        <w:pStyle w:val="Heading1"/>
+      </w:pPr>
+      <w:r>
+        <w:t>Duvhök – ekologi samt krav på livsmiljön</w:t>
+      </w:r>
+    </w:p>
+    <w:p>
+      <w:r>
+        <w:t>Duvhök (NT, §4) är rödlistad som nära hotad (NT) och har minskat med 22 (0–48) % under de senaste 18 åren. Minskningstakten för den svenska populationen bedöms vara nära gränsvärdet för Sårbar (VU). (A2bc). (SLU Artdatabanken, 2021).</w:t>
+      </w:r>
+    </w:p>
+    <w:p>
+      <w:r>
+        <w:t>Duvhöken är starkt bunden till skogsmark, såväl för häckning som födosök. Den påträffas oftast i större skogsområden med äldre skog, men kan ibland även häcka i dungar i områden dominerade av öppen mark. De gamla fåglarna är i huvudsak stationära i sina revir. Duvhöken jagar helst inne i äldre skog och missgynnas av stora hyggen och täta planteringar (Skogsstyrelsen, 2016).</w:t>
+      </w:r>
+    </w:p>
+    <w:p>
+      <w:r>
+        <w:t>Boet läggs inne i tät, oftast äldre skog. Kantzoner mot öppen mark undviks och duvhöken är därför känsligare för slutavverkning än flera andra rovfåglar. Boträdet måste vara grovgrenigt och är oftast en äldre gran eller tall, i sydligaste Sverige är bok vanligt. Duvhöken är beroende av insynsskyddade boplatser. Friställande av boträd eller avverkning så att boplatsen är exponerad mot öppen mark, medför att platsen överges. Samma bo kan användas flera år i rad, men likt andra rovfåglar har den normalt ett eller flera alternativa bon (Skogsstyrelsen, 2016). Eftersom duvhöken helst häckar i gammal skog, är dess häckningsplatser i princip alltid mer eller mindre hotade av skogsbruk och avverkningar (SLU Artdatabanken, 2021).</w:t>
+      </w:r>
+    </w:p>
+    <w:p>
+      <w:r>
+        <w:t>Den viktigaste begränsande faktorn för duvhökspopulationen i stort är födan och ett allvarligare problem är därför den av skogsbruket orsakade storskaliga omvandlingen och utarmningen av skogslandskapet, som kan påverka såväl duvhökens möjlighet att jaga som förekomsten av viktiga byten. Duvhökens jaktteknik gör den beroende av landskapets utformning och sammansättning och dess preferens för gammal skog tyder på att den är anpassad till att jaga i skog som är “lagom” tät. I öppnare biotoper, till exempel hyggen, kommer dess jaktteknik inte till sin rätt och i tätare biotoper, t.ex. ungskogar, har den relativt stora duvhöken svårt att manövrera (SLU Artdatabanken, 2021).</w:t>
+      </w:r>
+    </w:p>
+    <w:p>
+      <w:r>
+        <w:t>Minskningstakten har uppgått till 22 (0–48) % under de senaste 18 åren. Bedömningen baseras på ett för arten lämpligt abundansindex och minskad geografisk utbredning och/eller försämrad habitatkvalitet (allt yngre och tätare skogar vilket försvårar för boplacering samt försämrar jaktmöjligheterna). Minskningstakten för den svenska populationen bedöms vara nära gränsvärdet för Sårbar (VU). (A2bc).</w:t>
+      </w:r>
+    </w:p>
+    <w:p>
+      <w:pPr>
+        <w:pStyle w:val="Heading2"/>
+      </w:pPr>
+      <w:r>
+        <w:t>Referenser – duvhök</w:t>
+      </w:r>
+    </w:p>
+    <w:p>
+      <w:r>
+        <w:t xml:space="preserve">Skogsstyrelsen, 2016. </w:t>
+      </w:r>
+      <w:r>
+        <w:rPr>
+          <w:i/>
+        </w:rPr>
+        <w:t xml:space="preserve">Duvhök – Vägledning för hänsyn till fåglar. </w:t>
+      </w:r>
+      <w:r>
+        <w:t>https://www.skogsstyrelsen.se/globalassets/lag-och-tillsyn/artskydd/vagledningar-for-hansyn-till-faglar/duvhok-vagledning-hansyn2.pdf</w:t>
+      </w:r>
+    </w:p>
+    <w:p>
+      <w:r>
+        <w:t xml:space="preserve">SLU Artdatabanken, 2021. </w:t>
+      </w:r>
+      <w:r>
+        <w:rPr>
+          <w:i/>
+        </w:rPr>
+        <w:t xml:space="preserve">Artfaktablad. Naturvård – artfakta. </w:t>
+      </w:r>
+      <w:r>
+        <w:t>SLU Artdatabanken, Uppsala</w:t>
+      </w:r>
+    </w:p>
+    <w:p>
+      <w:pPr>
+        <w:pStyle w:val="Heading1"/>
+      </w:pPr>
+      <w:r>
+        <w:t>Mindre hackspett – ekologi samt krav på livsmiljön</w:t>
+      </w:r>
+    </w:p>
+    <w:p>
+      <w:r>
+        <w:t>Mindre hackspett (NT) är rödlistad som nära hotad, fridlyst och prioriterad art i Skogsvårdslagen. Minskningstakten har uppgått till 25 (10–40) % under de senaste 15 åren och bedöms vara nära gränsvärdet för Sårbar (VU). (A2bc). (SLU Artdatabanken 2021).</w:t>
+      </w:r>
+    </w:p>
+    <w:p>
+      <w:r>
+        <w:t>Den mindre hackspetten lever i löv- och blandskog med förekomst av äldre lövträd, gärna ädellövträd i södra Sverige. Norrut förekommer arten i gamla löv- och blandskogar med al, björk och asp. Ett mycket glest bestånd förekommer i fjällbjörkskogen. Under vintern kan födosök ske även i äldre grandominerad skog, troligen för att den ger bättre skydd mot rovdjur och rovfåglar än ren lövskog. (SLU Artdatabanken, 2021).</w:t>
+      </w:r>
+    </w:p>
+    <w:p>
+      <w:r>
+        <w:t>Arten har stora revir och höga krav när det gäller förekomst av lövskog på landskapsnivå. För att häcka framgångsrikt behöver ett par cirka 40 ha äldre lövdominerad skog inom ett område på upp till 200 ha. Under vintern utsträcks födosöket till ett större område på flera hundra hektar, men varje individ återvänder till samma natthål kväll efter kväll. Arten häckar i murkna lövträdsstammar eller stubbar (oftast klibbal eller björk), vanligen 3–7 meter över marken. Ett nytt bohål hackas ut varje vår (Skogsstyrelsen, 2016 &amp; SLU Artdatabanken, 2021).</w:t>
+      </w:r>
+    </w:p>
+    <w:p>
+      <w:r>
+        <w:t>Den mindre hackspetten missgynnas av gallring i löv- och blandskogar, om lövträd tas bort. Vidare så missgynnas arten starkt genom avverkning av äldre lövträd, dränering och avverkning av al- och björkkärr, röjning eller gallring av täta strandskogar, alkärr samt borttagande av murkna träd och grenar. Nedhuggning av äldre hagmarksbjörkar och alar är också negativt. Arten hotas dessutom av biobränsleuttag i gamla inägomarker och andra lövskogar (Skogsstyrelsen, 2016 &amp; SLU Artdatabanken, 2021).</w:t>
+      </w:r>
+    </w:p>
+    <w:p>
+      <w:pPr>
+        <w:pStyle w:val="Heading2"/>
+      </w:pPr>
+      <w:r>
+        <w:t>Referenser – mindre hackspett</w:t>
+      </w:r>
+    </w:p>
+    <w:p>
+      <w:r>
+        <w:t xml:space="preserve">Skogsstyrelsen, 2016. </w:t>
+      </w:r>
+      <w:r>
+        <w:rPr>
+          <w:i/>
+        </w:rPr>
+        <w:t xml:space="preserve">Vägledning för hänsyn till mindre hackspett. </w:t>
+      </w:r>
+      <w:r>
+        <w:t>https://www.skogsstyrelsen.se/globalassets/lag-och-tillsyn/artskydd/vagledningar-for-hansyn-till-faglar/mindre-hackspett-vagledning-hansyn2.pdf</w:t>
+      </w:r>
+    </w:p>
+    <w:p>
+      <w:r>
+        <w:t xml:space="preserve">SLU Artdatabanken, 2021. </w:t>
+      </w:r>
+      <w:r>
+        <w:rPr>
+          <w:i/>
+        </w:rPr>
+        <w:t xml:space="preserve">Artfaktablad. Naturvård – artfakta. </w:t>
+      </w:r>
+      <w:r>
+        <w:t>SLU Artdatabanken, Uppsala</w:t>
+      </w:r>
+    </w:p>
+    <w:p>
+      <w:pPr>
+        <w:pStyle w:val="Heading1"/>
+      </w:pPr>
+      <w:r>
+        <w:t>Spillkråka – ekologi samt krav på livsmiljön</w:t>
+      </w:r>
+    </w:p>
+    <w:p>
+      <w:r>
+        <w:t>Spillkråka (NT) är rödlistad som nära hotad, fridlyst enligt §4 Artskyddsförordningen och ingår i bilaga 1 i EU:s fågeldirektiv. Spillkråka lever i både barr- och blandskog liksom i ren lövskog. De tätaste populationerna tenderar att finnas i äldre, variationsrik blandskog med gott om död ved och gamla träd.</w:t>
+      </w:r>
+    </w:p>
+    <w:p>
+      <w:r>
+        <w:t>Varje par utnyttjar 400–1000 hektar skog beroende på skogens kvalitet. En minskning av populationen pågår på grund av minskad tillgång på lämpliga bo- och födoträd och minskad födotillgång. Spillkråkans minskningstakt har uppgått till 19 (24–10) % under de senaste 15 åren. Minskningstakten för den svenska populationen bedöms vara nära gränsvärdet för Sårbar (VU) (A2bc). Skogsbruk med korta omloppstider och täta, homogena ungskogar utgör det största hotet (Artdatabanken 2023).</w:t>
+      </w:r>
+    </w:p>
+    <w:p>
+      <w:pPr>
+        <w:pStyle w:val="Heading2"/>
+      </w:pPr>
+      <w:r>
+        <w:t>Referenser – spillkråka</w:t>
+      </w:r>
+    </w:p>
+    <w:p>
+      <w:r>
+        <w:t xml:space="preserve">SLU Artdatabanken, 2021. </w:t>
+      </w:r>
+      <w:r>
+        <w:rPr>
+          <w:i/>
+        </w:rPr>
+        <w:t xml:space="preserve">Artfaktablad. Naturvård – artfakta. </w:t>
+      </w:r>
+      <w:r>
+        <w:t>SLU Artdatabanken, Uppsala</w:t>
       </w:r>
     </w:p>
     <w:p>
@@ -843,7 +1049,7 @@
     <w:r>
       <w:tab/>
       <w:tab/>
-      <w:t>2025-10-24</w:t>
+      <w:t>2025-10-25</w:t>
       <w:br/>
       <w:br/>
     </w:r>

--- a/klagomål/A 43732-2025 FSC-klagomål.docx
+++ b/klagomål/A 43732-2025 FSC-klagomål.docx
@@ -191,7 +191,7 @@
     </w:p>
     <w:p>
       <w:r>
-        <w:t>I avverkningsanmälan har följande 7 naturvårdsarter hittats: duvhök (NT, §4), mindre hackspett (NT, §4), spillkråka (NT, §4), talltita (NT, §4), björksplintborre (S), bronshjon (S) och kungsfågel (§4). Av dessa är 4 rödlistade. För rödlistade arter har rödlistekategorin angivits inom parentes. Arter som är signalarter enligt Skogsstyrelsen har markerats med (S). För fridlysta arter anges även paragrafen i Artskyddsförordningen som arten är fridlyst enligt.</w:t>
+        <w:t>I avverkningsanmälan har följande 9 naturvårdsarter hittats: duvhök (NT, §4), mindre hackspett (NT, §4), spillkråka (NT, §4), talltita (NT, §4), björksplintborre (S), bronshjon (S), smal svampklubba (S), kungsfågel (§4) och revlummer (§9). Av dessa är 4 rödlistade. För rödlistade arter har rödlistekategorin angivits inom parentes. Arter som är signalarter enligt Skogsstyrelsen har markerats med (S). För fridlysta arter anges även paragrafen i Artskyddsförordningen som arten är fridlyst enligt.</w:t>
       </w:r>
     </w:p>
     <w:p>
@@ -256,7 +256,7 @@
     </w:p>
     <w:p>
       <w:r>
-        <w:t>Följande fridlysta arter har sina livsmiljöer och växtplatser i den avverkningsanmälda skogen: duvhök (NT, §4), mindre hackspett (NT, §4), spillkråka (NT, §4), talltita (NT, §4) och kungsfågel (§4).</w:t>
+        <w:t>Följande fridlysta arter har sina livsmiljöer och växtplatser i den avverkningsanmälda skogen: duvhök (NT, §4), mindre hackspett (NT, §4), spillkråka (NT, §4), talltita (NT, §4), kungsfågel (§4) och revlummer (§9).</w:t>
       </w:r>
     </w:p>
     <w:p>
@@ -428,7 +428,7 @@
         <w:rPr>
           <w:i/>
         </w:rPr>
-        <w:t>I det avverkningsanmälda skogsområdet har 7 naturvårdsarter varav 4 rödlistade arter sina livsmiljöer och växtplatser.</w:t>
+        <w:t>I det avverkningsanmälda skogsområdet har 9 naturvårdsarter varav 4 rödlistade arter sina livsmiljöer och växtplatser.</w:t>
       </w:r>
     </w:p>
     <w:p>
@@ -1049,7 +1049,7 @@
     <w:r>
       <w:tab/>
       <w:tab/>
-      <w:t>2025-10-25</w:t>
+      <w:t>2025-10-26</w:t>
       <w:br/>
       <w:br/>
     </w:r>

--- a/klagomål/A 43732-2025 FSC-klagomål.docx
+++ b/klagomål/A 43732-2025 FSC-klagomål.docx
@@ -1049,7 +1049,7 @@
     <w:r>
       <w:tab/>
       <w:tab/>
-      <w:t>2025-10-26</w:t>
+      <w:t>2025-10-27</w:t>
       <w:br/>
       <w:br/>
     </w:r>

--- a/klagomål/A 43732-2025 FSC-klagomål.docx
+++ b/klagomål/A 43732-2025 FSC-klagomål.docx
@@ -1049,7 +1049,7 @@
     <w:r>
       <w:tab/>
       <w:tab/>
-      <w:t>2025-10-27</w:t>
+      <w:t>2025-10-28</w:t>
       <w:br/>
       <w:br/>
     </w:r>

--- a/klagomål/A 43732-2025 FSC-klagomål.docx
+++ b/klagomål/A 43732-2025 FSC-klagomål.docx
@@ -1049,7 +1049,7 @@
     <w:r>
       <w:tab/>
       <w:tab/>
-      <w:t>2025-10-28</w:t>
+      <w:t>2025-10-29</w:t>
       <w:br/>
       <w:br/>
     </w:r>

--- a/klagomål/A 43732-2025 FSC-klagomål.docx
+++ b/klagomål/A 43732-2025 FSC-klagomål.docx
@@ -1049,7 +1049,7 @@
     <w:r>
       <w:tab/>
       <w:tab/>
-      <w:t>2025-10-29</w:t>
+      <w:t>2025-10-30</w:t>
       <w:br/>
       <w:br/>
     </w:r>

--- a/klagomål/A 43732-2025 FSC-klagomål.docx
+++ b/klagomål/A 43732-2025 FSC-klagomål.docx
@@ -1049,7 +1049,7 @@
     <w:r>
       <w:tab/>
       <w:tab/>
-      <w:t>2025-10-30</w:t>
+      <w:t>2025-10-31</w:t>
       <w:br/>
       <w:br/>
     </w:r>

--- a/klagomål/A 43732-2025 FSC-klagomål.docx
+++ b/klagomål/A 43732-2025 FSC-klagomål.docx
@@ -1049,7 +1049,7 @@
     <w:r>
       <w:tab/>
       <w:tab/>
-      <w:t>2025-10-31</w:t>
+      <w:t>2025-11-01</w:t>
       <w:br/>
       <w:br/>
     </w:r>

--- a/klagomål/A 43732-2025 FSC-klagomål.docx
+++ b/klagomål/A 43732-2025 FSC-klagomål.docx
@@ -1049,7 +1049,7 @@
     <w:r>
       <w:tab/>
       <w:tab/>
-      <w:t>2025-11-01</w:t>
+      <w:t>2025-11-02</w:t>
       <w:br/>
       <w:br/>
     </w:r>

--- a/klagomål/A 43732-2025 FSC-klagomål.docx
+++ b/klagomål/A 43732-2025 FSC-klagomål.docx
@@ -1049,7 +1049,7 @@
     <w:r>
       <w:tab/>
       <w:tab/>
-      <w:t>2025-11-02</w:t>
+      <w:t>2025-11-03</w:t>
       <w:br/>
       <w:br/>
     </w:r>

--- a/klagomål/A 43732-2025 FSC-klagomål.docx
+++ b/klagomål/A 43732-2025 FSC-klagomål.docx
@@ -1049,7 +1049,7 @@
     <w:r>
       <w:tab/>
       <w:tab/>
-      <w:t>2025-11-03</w:t>
+      <w:t>2025-11-04</w:t>
       <w:br/>
       <w:br/>
     </w:r>

--- a/klagomål/A 43732-2025 FSC-klagomål.docx
+++ b/klagomål/A 43732-2025 FSC-klagomål.docx
@@ -1049,7 +1049,7 @@
     <w:r>
       <w:tab/>
       <w:tab/>
-      <w:t>2025-11-04</w:t>
+      <w:t>2025-11-05</w:t>
       <w:br/>
       <w:br/>
     </w:r>

--- a/klagomål/A 43732-2025 FSC-klagomål.docx
+++ b/klagomål/A 43732-2025 FSC-klagomål.docx
@@ -1049,7 +1049,7 @@
     <w:r>
       <w:tab/>
       <w:tab/>
-      <w:t>2025-11-05</w:t>
+      <w:t>2025-11-06</w:t>
       <w:br/>
       <w:br/>
     </w:r>

--- a/klagomål/A 43732-2025 FSC-klagomål.docx
+++ b/klagomål/A 43732-2025 FSC-klagomål.docx
@@ -1049,7 +1049,7 @@
     <w:r>
       <w:tab/>
       <w:tab/>
-      <w:t>2025-11-06</w:t>
+      <w:t>2025-11-07</w:t>
       <w:br/>
       <w:br/>
     </w:r>

--- a/klagomål/A 43732-2025 FSC-klagomål.docx
+++ b/klagomål/A 43732-2025 FSC-klagomål.docx
@@ -1049,7 +1049,7 @@
     <w:r>
       <w:tab/>
       <w:tab/>
-      <w:t>2025-11-07</w:t>
+      <w:t>2025-11-08</w:t>
       <w:br/>
       <w:br/>
     </w:r>

--- a/klagomål/A 43732-2025 FSC-klagomål.docx
+++ b/klagomål/A 43732-2025 FSC-klagomål.docx
@@ -1049,7 +1049,7 @@
     <w:r>
       <w:tab/>
       <w:tab/>
-      <w:t>2025-11-08</w:t>
+      <w:t>2025-11-09</w:t>
       <w:br/>
       <w:br/>
     </w:r>

--- a/klagomål/A 43732-2025 FSC-klagomål.docx
+++ b/klagomål/A 43732-2025 FSC-klagomål.docx
@@ -1049,7 +1049,7 @@
     <w:r>
       <w:tab/>
       <w:tab/>
-      <w:t>2025-11-09</w:t>
+      <w:t>2025-11-10</w:t>
       <w:br/>
       <w:br/>
     </w:r>

--- a/klagomål/A 43732-2025 FSC-klagomål.docx
+++ b/klagomål/A 43732-2025 FSC-klagomål.docx
@@ -1049,7 +1049,7 @@
     <w:r>
       <w:tab/>
       <w:tab/>
-      <w:t>2025-11-10</w:t>
+      <w:t>2025-11-11</w:t>
       <w:br/>
       <w:br/>
     </w:r>

--- a/klagomål/A 43732-2025 FSC-klagomål.docx
+++ b/klagomål/A 43732-2025 FSC-klagomål.docx
@@ -1049,7 +1049,7 @@
     <w:r>
       <w:tab/>
       <w:tab/>
-      <w:t>2025-11-11</w:t>
+      <w:t>2025-11-12</w:t>
       <w:br/>
       <w:br/>
     </w:r>

--- a/klagomål/A 43732-2025 FSC-klagomål.docx
+++ b/klagomål/A 43732-2025 FSC-klagomål.docx
@@ -1049,7 +1049,7 @@
     <w:r>
       <w:tab/>
       <w:tab/>
-      <w:t>2025-11-12</w:t>
+      <w:t>2025-11-13</w:t>
       <w:br/>
       <w:br/>
     </w:r>

--- a/klagomål/A 43732-2025 FSC-klagomål.docx
+++ b/klagomål/A 43732-2025 FSC-klagomål.docx
@@ -1049,7 +1049,7 @@
     <w:r>
       <w:tab/>
       <w:tab/>
-      <w:t>2025-11-13</w:t>
+      <w:t>2025-11-14</w:t>
       <w:br/>
       <w:br/>
     </w:r>

--- a/klagomål/A 43732-2025 FSC-klagomål.docx
+++ b/klagomål/A 43732-2025 FSC-klagomål.docx
@@ -1049,7 +1049,7 @@
     <w:r>
       <w:tab/>
       <w:tab/>
-      <w:t>2025-11-14</w:t>
+      <w:t>2025-11-15</w:t>
       <w:br/>
       <w:br/>
     </w:r>

--- a/klagomål/A 43732-2025 FSC-klagomål.docx
+++ b/klagomål/A 43732-2025 FSC-klagomål.docx
@@ -1049,7 +1049,7 @@
     <w:r>
       <w:tab/>
       <w:tab/>
-      <w:t>2025-11-15</w:t>
+      <w:t>2025-11-20</w:t>
       <w:br/>
       <w:br/>
     </w:r>

--- a/klagomål/A 43732-2025 FSC-klagomål.docx
+++ b/klagomål/A 43732-2025 FSC-klagomål.docx
@@ -1049,7 +1049,7 @@
     <w:r>
       <w:tab/>
       <w:tab/>
-      <w:t>2025-11-20</w:t>
+      <w:t>2025-11-21</w:t>
       <w:br/>
       <w:br/>
     </w:r>

--- a/klagomål/A 43732-2025 FSC-klagomål.docx
+++ b/klagomål/A 43732-2025 FSC-klagomål.docx
@@ -1049,7 +1049,7 @@
     <w:r>
       <w:tab/>
       <w:tab/>
-      <w:t>2025-11-21</w:t>
+      <w:t>2025-11-22</w:t>
       <w:br/>
       <w:br/>
     </w:r>

--- a/klagomål/A 43732-2025 FSC-klagomål.docx
+++ b/klagomål/A 43732-2025 FSC-klagomål.docx
@@ -1049,7 +1049,7 @@
     <w:r>
       <w:tab/>
       <w:tab/>
-      <w:t>2025-11-22</w:t>
+      <w:t>2025-11-23</w:t>
       <w:br/>
       <w:br/>
     </w:r>

--- a/klagomål/A 43732-2025 FSC-klagomål.docx
+++ b/klagomål/A 43732-2025 FSC-klagomål.docx
@@ -1049,7 +1049,7 @@
     <w:r>
       <w:tab/>
       <w:tab/>
-      <w:t>2025-11-23</w:t>
+      <w:t>2025-11-24</w:t>
       <w:br/>
       <w:br/>
     </w:r>

--- a/klagomål/A 43732-2025 FSC-klagomål.docx
+++ b/klagomål/A 43732-2025 FSC-klagomål.docx
@@ -1049,7 +1049,7 @@
     <w:r>
       <w:tab/>
       <w:tab/>
-      <w:t>2025-11-24</w:t>
+      <w:t>2025-11-25</w:t>
       <w:br/>
       <w:br/>
     </w:r>

--- a/klagomål/A 43732-2025 FSC-klagomål.docx
+++ b/klagomål/A 43732-2025 FSC-klagomål.docx
@@ -1049,7 +1049,7 @@
     <w:r>
       <w:tab/>
       <w:tab/>
-      <w:t>2025-11-25</w:t>
+      <w:t>2025-11-26</w:t>
       <w:br/>
       <w:br/>
     </w:r>

--- a/klagomål/A 43732-2025 FSC-klagomål.docx
+++ b/klagomål/A 43732-2025 FSC-klagomål.docx
@@ -1049,7 +1049,7 @@
     <w:r>
       <w:tab/>
       <w:tab/>
-      <w:t>2025-11-26</w:t>
+      <w:t>2025-11-27</w:t>
       <w:br/>
       <w:br/>
     </w:r>

--- a/klagomål/A 43732-2025 FSC-klagomål.docx
+++ b/klagomål/A 43732-2025 FSC-klagomål.docx
@@ -1049,7 +1049,7 @@
     <w:r>
       <w:tab/>
       <w:tab/>
-      <w:t>2025-11-27</w:t>
+      <w:t>2025-11-28</w:t>
       <w:br/>
       <w:br/>
     </w:r>

--- a/klagomål/A 43732-2025 FSC-klagomål.docx
+++ b/klagomål/A 43732-2025 FSC-klagomål.docx
@@ -1049,7 +1049,7 @@
     <w:r>
       <w:tab/>
       <w:tab/>
-      <w:t>2025-11-28</w:t>
+      <w:t>2025-11-29</w:t>
       <w:br/>
       <w:br/>
     </w:r>

--- a/klagomål/A 43732-2025 FSC-klagomål.docx
+++ b/klagomål/A 43732-2025 FSC-klagomål.docx
@@ -1049,7 +1049,7 @@
     <w:r>
       <w:tab/>
       <w:tab/>
-      <w:t>2025-11-29</w:t>
+      <w:t>2025-11-30</w:t>
       <w:br/>
       <w:br/>
     </w:r>

--- a/klagomål/A 43732-2025 FSC-klagomål.docx
+++ b/klagomål/A 43732-2025 FSC-klagomål.docx
@@ -1049,7 +1049,7 @@
     <w:r>
       <w:tab/>
       <w:tab/>
-      <w:t>2025-11-30</w:t>
+      <w:t>2025-12-01</w:t>
       <w:br/>
       <w:br/>
     </w:r>

--- a/klagomål/A 43732-2025 FSC-klagomål.docx
+++ b/klagomål/A 43732-2025 FSC-klagomål.docx
@@ -1049,7 +1049,7 @@
     <w:r>
       <w:tab/>
       <w:tab/>
-      <w:t>2025-12-01</w:t>
+      <w:t>2025-12-02</w:t>
       <w:br/>
       <w:br/>
     </w:r>

--- a/klagomål/A 43732-2025 FSC-klagomål.docx
+++ b/klagomål/A 43732-2025 FSC-klagomål.docx
@@ -1049,7 +1049,7 @@
     <w:r>
       <w:tab/>
       <w:tab/>
-      <w:t>2025-12-02</w:t>
+      <w:t>2025-12-03</w:t>
       <w:br/>
       <w:br/>
     </w:r>

--- a/klagomål/A 43732-2025 FSC-klagomål.docx
+++ b/klagomål/A 43732-2025 FSC-klagomål.docx
@@ -1049,7 +1049,7 @@
     <w:r>
       <w:tab/>
       <w:tab/>
-      <w:t>2025-12-03</w:t>
+      <w:t>2025-12-04</w:t>
       <w:br/>
       <w:br/>
     </w:r>

--- a/klagomål/A 43732-2025 FSC-klagomål.docx
+++ b/klagomål/A 43732-2025 FSC-klagomål.docx
@@ -1049,7 +1049,7 @@
     <w:r>
       <w:tab/>
       <w:tab/>
-      <w:t>2025-12-04</w:t>
+      <w:t>2025-12-05</w:t>
       <w:br/>
       <w:br/>
     </w:r>

--- a/klagomål/A 43732-2025 FSC-klagomål.docx
+++ b/klagomål/A 43732-2025 FSC-klagomål.docx
@@ -1049,7 +1049,7 @@
     <w:r>
       <w:tab/>
       <w:tab/>
-      <w:t>2025-12-05</w:t>
+      <w:t>2025-12-06</w:t>
       <w:br/>
       <w:br/>
     </w:r>

--- a/klagomål/A 43732-2025 FSC-klagomål.docx
+++ b/klagomål/A 43732-2025 FSC-klagomål.docx
@@ -1049,7 +1049,7 @@
     <w:r>
       <w:tab/>
       <w:tab/>
-      <w:t>2025-12-06</w:t>
+      <w:t>2025-12-07</w:t>
       <w:br/>
       <w:br/>
     </w:r>

--- a/klagomål/A 43732-2025 FSC-klagomål.docx
+++ b/klagomål/A 43732-2025 FSC-klagomål.docx
@@ -1049,7 +1049,7 @@
     <w:r>
       <w:tab/>
       <w:tab/>
-      <w:t>2025-12-07</w:t>
+      <w:t>2025-12-08</w:t>
       <w:br/>
       <w:br/>
     </w:r>

--- a/klagomål/A 43732-2025 FSC-klagomål.docx
+++ b/klagomål/A 43732-2025 FSC-klagomål.docx
@@ -1049,7 +1049,7 @@
     <w:r>
       <w:tab/>
       <w:tab/>
-      <w:t>2025-12-08</w:t>
+      <w:t>2025-12-09</w:t>
       <w:br/>
       <w:br/>
     </w:r>

--- a/klagomål/A 43732-2025 FSC-klagomål.docx
+++ b/klagomål/A 43732-2025 FSC-klagomål.docx
@@ -1049,7 +1049,7 @@
     <w:r>
       <w:tab/>
       <w:tab/>
-      <w:t>2025-12-09</w:t>
+      <w:t>2025-12-10</w:t>
       <w:br/>
       <w:br/>
     </w:r>

--- a/klagomål/A 43732-2025 FSC-klagomål.docx
+++ b/klagomål/A 43732-2025 FSC-klagomål.docx
@@ -1049,7 +1049,7 @@
     <w:r>
       <w:tab/>
       <w:tab/>
-      <w:t>2025-12-10</w:t>
+      <w:t>2025-12-11</w:t>
       <w:br/>
       <w:br/>
     </w:r>

--- a/klagomål/A 43732-2025 FSC-klagomål.docx
+++ b/klagomål/A 43732-2025 FSC-klagomål.docx
@@ -1049,7 +1049,7 @@
     <w:r>
       <w:tab/>
       <w:tab/>
-      <w:t>2025-12-11</w:t>
+      <w:t>2025-12-12</w:t>
       <w:br/>
       <w:br/>
     </w:r>

--- a/klagomål/A 43732-2025 FSC-klagomål.docx
+++ b/klagomål/A 43732-2025 FSC-klagomål.docx
@@ -1049,7 +1049,7 @@
     <w:r>
       <w:tab/>
       <w:tab/>
-      <w:t>2025-12-12</w:t>
+      <w:t>2025-12-13</w:t>
       <w:br/>
       <w:br/>
     </w:r>

--- a/klagomål/A 43732-2025 FSC-klagomål.docx
+++ b/klagomål/A 43732-2025 FSC-klagomål.docx
@@ -1049,7 +1049,7 @@
     <w:r>
       <w:tab/>
       <w:tab/>
-      <w:t>2025-12-19</w:t>
+      <w:t>2025-12-20</w:t>
       <w:br/>
       <w:br/>
     </w:r>

--- a/klagomål/A 43732-2025 FSC-klagomål.docx
+++ b/klagomål/A 43732-2025 FSC-klagomål.docx
@@ -1049,7 +1049,7 @@
     <w:r>
       <w:tab/>
       <w:tab/>
-      <w:t>2025-12-20</w:t>
+      <w:t>2025-12-21</w:t>
       <w:br/>
       <w:br/>
     </w:r>

--- a/klagomål/A 43732-2025 FSC-klagomål.docx
+++ b/klagomål/A 43732-2025 FSC-klagomål.docx
@@ -1049,7 +1049,7 @@
     <w:r>
       <w:tab/>
       <w:tab/>
-      <w:t>2025-12-21</w:t>
+      <w:t>2025-12-22</w:t>
       <w:br/>
       <w:br/>
     </w:r>

--- a/klagomål/A 43732-2025 FSC-klagomål.docx
+++ b/klagomål/A 43732-2025 FSC-klagomål.docx
@@ -1049,7 +1049,7 @@
     <w:r>
       <w:tab/>
       <w:tab/>
-      <w:t>2025-12-22</w:t>
+      <w:t>2025-12-26</w:t>
       <w:br/>
       <w:br/>
     </w:r>

--- a/klagomål/A 43732-2025 FSC-klagomål.docx
+++ b/klagomål/A 43732-2025 FSC-klagomål.docx
@@ -1049,7 +1049,7 @@
     <w:r>
       <w:tab/>
       <w:tab/>
-      <w:t>2025-12-26</w:t>
+      <w:t>2025-12-28</w:t>
       <w:br/>
       <w:br/>
     </w:r>

--- a/klagomål/A 43732-2025 FSC-klagomål.docx
+++ b/klagomål/A 43732-2025 FSC-klagomål.docx
@@ -1049,7 +1049,7 @@
     <w:r>
       <w:tab/>
       <w:tab/>
-      <w:t>2025-12-28</w:t>
+      <w:t>2025-12-29</w:t>
       <w:br/>
       <w:br/>
     </w:r>

--- a/klagomål/A 43732-2025 FSC-klagomål.docx
+++ b/klagomål/A 43732-2025 FSC-klagomål.docx
@@ -1049,7 +1049,7 @@
     <w:r>
       <w:tab/>
       <w:tab/>
-      <w:t>2025-12-29</w:t>
+      <w:t>2025-12-30</w:t>
       <w:br/>
       <w:br/>
     </w:r>

--- a/klagomål/A 43732-2025 FSC-klagomål.docx
+++ b/klagomål/A 43732-2025 FSC-klagomål.docx
@@ -1049,7 +1049,7 @@
     <w:r>
       <w:tab/>
       <w:tab/>
-      <w:t>2025-12-30</w:t>
+      <w:t>2025-12-31</w:t>
       <w:br/>
       <w:br/>
     </w:r>

--- a/klagomål/A 43732-2025 FSC-klagomål.docx
+++ b/klagomål/A 43732-2025 FSC-klagomål.docx
@@ -1049,7 +1049,7 @@
     <w:r>
       <w:tab/>
       <w:tab/>
-      <w:t>2025-12-31</w:t>
+      <w:t>2026-01-03</w:t>
       <w:br/>
       <w:br/>
     </w:r>

--- a/klagomål/A 43732-2025 FSC-klagomål.docx
+++ b/klagomål/A 43732-2025 FSC-klagomål.docx
@@ -1049,7 +1049,7 @@
     <w:r>
       <w:tab/>
       <w:tab/>
-      <w:t>2026-01-07</w:t>
+      <w:t>2026-01-08</w:t>
       <w:br/>
       <w:br/>
     </w:r>

--- a/klagomål/A 43732-2025 FSC-klagomål.docx
+++ b/klagomål/A 43732-2025 FSC-klagomål.docx
@@ -1049,7 +1049,7 @@
     <w:r>
       <w:tab/>
       <w:tab/>
-      <w:t>2026-01-08</w:t>
+      <w:t>2026-01-09</w:t>
       <w:br/>
       <w:br/>
     </w:r>

--- a/klagomål/A 43732-2025 FSC-klagomål.docx
+++ b/klagomål/A 43732-2025 FSC-klagomål.docx
@@ -1049,7 +1049,7 @@
     <w:r>
       <w:tab/>
       <w:tab/>
-      <w:t>2026-01-09</w:t>
+      <w:t>2026-01-10</w:t>
       <w:br/>
       <w:br/>
     </w:r>

--- a/klagomål/A 43732-2025 FSC-klagomål.docx
+++ b/klagomål/A 43732-2025 FSC-klagomål.docx
@@ -1049,7 +1049,7 @@
     <w:r>
       <w:tab/>
       <w:tab/>
-      <w:t>2026-01-10</w:t>
+      <w:t>2026-01-11</w:t>
       <w:br/>
       <w:br/>
     </w:r>

--- a/klagomål/A 43732-2025 FSC-klagomål.docx
+++ b/klagomål/A 43732-2025 FSC-klagomål.docx
@@ -1049,7 +1049,7 @@
     <w:r>
       <w:tab/>
       <w:tab/>
-      <w:t>2026-01-11</w:t>
+      <w:t>2026-01-12</w:t>
       <w:br/>
       <w:br/>
     </w:r>

--- a/klagomål/A 43732-2025 FSC-klagomål.docx
+++ b/klagomål/A 43732-2025 FSC-klagomål.docx
@@ -1049,7 +1049,7 @@
     <w:r>
       <w:tab/>
       <w:tab/>
-      <w:t>2026-01-12</w:t>
+      <w:t>2026-01-13</w:t>
       <w:br/>
       <w:br/>
     </w:r>

--- a/klagomål/A 43732-2025 FSC-klagomål.docx
+++ b/klagomål/A 43732-2025 FSC-klagomål.docx
@@ -1049,7 +1049,7 @@
     <w:r>
       <w:tab/>
       <w:tab/>
-      <w:t>2026-01-13</w:t>
+      <w:t>2026-01-14</w:t>
       <w:br/>
       <w:br/>
     </w:r>

--- a/klagomål/A 43732-2025 FSC-klagomål.docx
+++ b/klagomål/A 43732-2025 FSC-klagomål.docx
@@ -1049,7 +1049,7 @@
     <w:r>
       <w:tab/>
       <w:tab/>
-      <w:t>2026-01-14</w:t>
+      <w:t>2026-01-15</w:t>
       <w:br/>
       <w:br/>
     </w:r>

--- a/klagomål/A 43732-2025 FSC-klagomål.docx
+++ b/klagomål/A 43732-2025 FSC-klagomål.docx
@@ -1049,7 +1049,7 @@
     <w:r>
       <w:tab/>
       <w:tab/>
-      <w:t>2026-01-15</w:t>
+      <w:t>2026-01-16</w:t>
       <w:br/>
       <w:br/>
     </w:r>

--- a/klagomål/A 43732-2025 FSC-klagomål.docx
+++ b/klagomål/A 43732-2025 FSC-klagomål.docx
@@ -1049,7 +1049,7 @@
     <w:r>
       <w:tab/>
       <w:tab/>
-      <w:t>2026-01-16</w:t>
+      <w:t>2026-01-17</w:t>
       <w:br/>
       <w:br/>
     </w:r>

--- a/klagomål/A 43732-2025 FSC-klagomål.docx
+++ b/klagomål/A 43732-2025 FSC-klagomål.docx
@@ -1049,7 +1049,7 @@
     <w:r>
       <w:tab/>
       <w:tab/>
-      <w:t>2026-01-17</w:t>
+      <w:t>2026-01-18</w:t>
       <w:br/>
       <w:br/>
     </w:r>

--- a/klagomål/A 43732-2025 FSC-klagomål.docx
+++ b/klagomål/A 43732-2025 FSC-klagomål.docx
@@ -1049,7 +1049,7 @@
     <w:r>
       <w:tab/>
       <w:tab/>
-      <w:t>2026-01-18</w:t>
+      <w:t>2026-01-19</w:t>
       <w:br/>
       <w:br/>
     </w:r>

--- a/klagomål/A 43732-2025 FSC-klagomål.docx
+++ b/klagomål/A 43732-2025 FSC-klagomål.docx
@@ -1049,7 +1049,7 @@
     <w:r>
       <w:tab/>
       <w:tab/>
-      <w:t>2026-01-19</w:t>
+      <w:t>2026-01-20</w:t>
       <w:br/>
       <w:br/>
     </w:r>

--- a/klagomål/A 43732-2025 FSC-klagomål.docx
+++ b/klagomål/A 43732-2025 FSC-klagomål.docx
@@ -1049,7 +1049,7 @@
     <w:r>
       <w:tab/>
       <w:tab/>
-      <w:t>2026-01-20</w:t>
+      <w:t>2026-01-21</w:t>
       <w:br/>
       <w:br/>
     </w:r>

--- a/klagomål/A 43732-2025 FSC-klagomål.docx
+++ b/klagomål/A 43732-2025 FSC-klagomål.docx
@@ -1049,7 +1049,7 @@
     <w:r>
       <w:tab/>
       <w:tab/>
-      <w:t>2026-01-21</w:t>
+      <w:t>2026-01-23</w:t>
       <w:br/>
       <w:br/>
     </w:r>

--- a/klagomål/A 43732-2025 FSC-klagomål.docx
+++ b/klagomål/A 43732-2025 FSC-klagomål.docx
@@ -1049,7 +1049,7 @@
     <w:r>
       <w:tab/>
       <w:tab/>
-      <w:t>2026-01-23</w:t>
+      <w:t>2026-01-24</w:t>
       <w:br/>
       <w:br/>
     </w:r>

--- a/klagomål/A 43732-2025 FSC-klagomål.docx
+++ b/klagomål/A 43732-2025 FSC-klagomål.docx
@@ -1049,7 +1049,7 @@
     <w:r>
       <w:tab/>
       <w:tab/>
-      <w:t>2026-01-24</w:t>
+      <w:t>2026-01-25</w:t>
       <w:br/>
       <w:br/>
     </w:r>

--- a/klagomål/A 43732-2025 FSC-klagomål.docx
+++ b/klagomål/A 43732-2025 FSC-klagomål.docx
@@ -1049,7 +1049,7 @@
     <w:r>
       <w:tab/>
       <w:tab/>
-      <w:t>2026-01-25</w:t>
+      <w:t>2026-01-26</w:t>
       <w:br/>
       <w:br/>
     </w:r>

--- a/klagomål/A 43732-2025 FSC-klagomål.docx
+++ b/klagomål/A 43732-2025 FSC-klagomål.docx
@@ -1049,7 +1049,7 @@
     <w:r>
       <w:tab/>
       <w:tab/>
-      <w:t>2026-01-26</w:t>
+      <w:t>2026-01-27</w:t>
       <w:br/>
       <w:br/>
     </w:r>

--- a/klagomål/A 43732-2025 FSC-klagomål.docx
+++ b/klagomål/A 43732-2025 FSC-klagomål.docx
@@ -1049,7 +1049,7 @@
     <w:r>
       <w:tab/>
       <w:tab/>
-      <w:t>2026-01-27</w:t>
+      <w:t>2026-01-28</w:t>
       <w:br/>
       <w:br/>
     </w:r>
